--- a/nc_paper/SUBMISSION/05_response_letter_R1.docx
+++ b/nc_paper/SUBMISSION/05_response_letter_R1.docx
@@ -201,13 +201,13 @@
       </w:r>
     </w:p>
     <w:bookmarkEnd w:id="20"/>
-    <w:bookmarkStart w:id="44" w:name="reviewer-1"/>
+    <w:bookmarkStart w:id="44" w:name="response-to-comments-by-reviewer-1"/>
     <w:p>
       <w:pPr>
         <w:pStyle w:val="Heading1"/>
       </w:pPr>
       <w:r>
-        <w:t xml:space="preserve">Reviewer #1</w:t>
+        <w:t xml:space="preserve">Response to comments by Reviewer #1</w:t>
       </w:r>
     </w:p>
     <w:p>
@@ -228,7 +228,7 @@
           <w:bCs/>
           <w:b/>
         </w:rPr>
-        <w:t xml:space="preserve">We thank the reviewer for this assessment and for the unusually thorough list of specific comments, which has improved the presentation considerably.</w:t>
+        <w:t xml:space="preserve">We thank the reviewer for the constructive general comments and a thorough list of specific comments.</w:t>
       </w:r>
     </w:p>
     <w:bookmarkStart w:id="30" w:name="general-comments"/>
@@ -571,7 +571,7 @@
           <w:bCs/>
           <w:b/>
         </w:rPr>
-        <w:t xml:space="preserve">Added, and we reproduce both the table and the expanded text here so the reviewer does not have to open the manuscript to check them. Table 1 lists the greenhouse gas concentrations, orbital parameters and ice sheet configuration for all five experiments, and the values are those actually used in the runs rather than the protocol defaults.</w:t>
+        <w:t xml:space="preserve">Following the reviewer's suggestion, we have provided a summary table (Table R1, manuscript Table 1), which lists the greenhouse gas concentrations, orbital parameters and ice sheet configuration for all five experiments. The values are those actually used in the runs rather than the protocol defaults, and we reproduce the table here so the reviewer does not have to open the manuscript to check them.</w:t>
       </w:r>
     </w:p>
     <w:p>
@@ -1235,48 +1235,35 @@
           <w:bCs/>
           <w:b/>
         </w:rPr>
-        <w:t xml:space="preserve">Table R1.1 (manuscript Table 1). Boundary conditions prescribed in the five equilibrium simulations. Orbital parameters for PI are those of 1850 CE. Greenhouse gas concentrations are volume mixing ratios.</w:t>
-      </w:r>
-    </w:p>
-    <w:p>
-      <w:pPr>
-        <w:pStyle w:val="BodyText"/>
-      </w:pPr>
-      <w:r>
-        <w:rPr>
-          <w:color w:val="0000CC"/>
-          <w:bCs/>
-          <w:b/>
-        </w:rPr>
-        <w:t xml:space="preserve">We have also expanded the surrounding text, since the reviewer is right that the implementation of GLAC-1D was underspecified. The point we had left implicit is that the reconstruction does not enter through one field but through several at once, including the ocean bathymetry, which is why each glacial period needs its own unstructured mesh.</w:t>
-      </w:r>
-    </w:p>
-    <w:p>
-      <w:pPr>
-        <w:pStyle w:val="BodyText"/>
-      </w:pPr>
-      <w:r>
-        <w:rPr>
-          <w:color w:val="0000CC"/>
-          <w:bCs/>
-          <w:b/>
-        </w:rPr>
-        <w:t xml:space="preserve">In the revised manuscript the experimental design now reads:</w:t>
-      </w:r>
-    </w:p>
-    <w:p>
-      <w:pPr>
-        <w:pStyle w:val="BodyText"/>
-      </w:pPr>
-      <w:r>
-        <w:rPr>
-          <w:color w:val="0000CC"/>
-          <w:iCs/>
-          <w:i/>
-          <w:bCs/>
-          <w:b/>
-        </w:rPr>
-        <w:t xml:space="preserve">“We perform five equilibrium simulations spanning distinct climate states including three interglacial periods, i.e., pre-industrial (PI), mid-Holocene (MH), and last interglacial (LIG), and two glacial periods, i.e., the Last Glacial Maximum (LGM) and Marine Isotope Stage 3 (MIS3). The boundary conditions are configured following the criteria of PMIP4 and are summarised in Table 1. Orbital parameters are calculated following , and the greenhouse gas concentrations are taken from multi-archive reconstructions from ice core records and recent measurements of firn air and atmospheric samples . For LGM and MIS3, we fix the boundary conditions at 21 ka and 38 ka respectively, with the topography and ice-sheet properties deriving from the GLAC1D reconstruction . The GLAC-1D reconstruction enters the model through several boundary fields at once, and it is clearest to list them by the component that uses them. The atmosphere receives the ice sheet extent and surface elevation as orography, together with the land-sea mask implied by the lowered sea level, so that the glacial topography and coastline are felt by the circulation. The land surface receives the same mask and elevation, and from them the river routing and the vegetation distribution, both of which are recomputed for the glacial geometry rather than held at their modern values. The ocean receives the bathymetry and the coastline. Because the ocean component uses an unstructured mesh, a changed coastline cannot be imposed on the existing grid and a dedicated mesh must be generated for each glacial period; we use meshes constructed for 21 ka and 38 ka respectively, while PI, MH and LIG share the modern-geometry mesh. Global mean ocean salinity is raised in the glacial experiments to account for the water stored in the ice sheets. No prescribed ice sheet meltwater flux is applied in any of the equilibrium simulations, and the model configuration does not include ice shelf cavities, so basal melt beneath floating ice shelves is not represented.”</w:t>
+        <w:t xml:space="preserve">Table R1. Boundary conditions prescribed in the five equilibrium simulations. Orbital parameters for PI are those of 1850 CE. Greenhouse gas concentrations are volume mixing ratios.</w:t>
+      </w:r>
+    </w:p>
+    <w:p>
+      <w:pPr>
+        <w:pStyle w:val="BodyText"/>
+      </w:pPr>
+      <w:r>
+        <w:rPr>
+          <w:color w:val="0000CC"/>
+          <w:bCs/>
+          <w:b/>
+        </w:rPr>
+        <w:t xml:space="preserve">We have also expanded the text describing the boundary conditions used in the experimental design, especially the implementation of the GLAC-1D ice-sheet reconstruction. Now reads:</w:t>
+      </w:r>
+    </w:p>
+    <w:p>
+      <w:pPr>
+        <w:pStyle w:val="BodyText"/>
+      </w:pPr>
+      <w:r>
+        <w:rPr>
+          <w:color w:val="0000CC"/>
+          <w:iCs/>
+          <w:i/>
+          <w:bCs/>
+          <w:b/>
+        </w:rPr>
+        <w:t xml:space="preserve">“We perform five equilibrium simulations spanning distinct climate states including three interglacial periods, i.e., pre-industrial (PI), mid-Holocene (MH), and last interglacial (LIG), and two glacial periods, i.e., the Last Glacial Maximum (LGM) and Marine Isotope Stage 3 (MIS3). The boundary conditions are configured following the criteria of PMIP4 and are summarised in Table 1. Orbital parameters are calculated following , and the greenhouse gas concentrations are taken from multi-archive reconstructions from ice core records and recent measurements of firn air and atmospheric samples . For LGM and MIS3, we fix the boundary conditions at 21 ka and 38 ka respectively, with the topography and ice-sheet properties deriving from the GLAC1D reconstruction . The GLAC-1D reconstruction enters the model through several boundary fields at once, and it is clearest to list them by the component that uses them. Specifically, the atmosphere receives the ice sheet extent and surface elevation as orography, together with the land-sea mask implied by the lowered sea level, so that the glacial topography and coastline are felt by the circulation. The land surface receives the same mask and elevation, and from them the river routing and the vegetation distribution, both of which are recomputed for the glacial geometry rather than held at their modern values. The ocean receives the bathymetry and the coastline. Because the ocean component uses an unstructured mesh, a changed coastline cannot be imposed on the existing grid and a dedicated mesh must be generated for each glacial period; we use meshes constructed for 21 ka and 38 ka respectively, while PI, MH and LIG share the modern-geometry mesh. Global mean ocean salinity is raised in the glacial experiments to account for the water stored in the ice sheets. No prescribed ice sheet meltwater flux is applied in any of the equilibrium simulations, and the model configuration does not include ice shelf cavities, so basal melt beneath floating ice shelves is not represented.”</w:t>
       </w:r>
     </w:p>
     <w:p>
@@ -1727,7 +1714,7 @@
           <w:bCs/>
           <w:b/>
         </w:rPr>
-        <w:t xml:space="preserve">“Because the balance between these two pathways is set by how much of the surface is ice covered, it also governs the response to internal atmospheric variability. The Southern Annular Mode modulates transformation by 3-8 Sv between its positive and negative phases in every climate state, working through heat loss when the ocean is open and through brine rejection when it is ice covered.”</w:t>
+        <w:t xml:space="preserve">“The balance between these two pathways is set by sea ice extent, which is modulated by internal atmospheric variability. Further analysis suggests that the Southern Annular Mode modulates transformation by 3-8 Sv between its positive and negative phases in every climate state, working through heat loss when the ocean is open and through brine rejection when it is ice covered.”</w:t>
       </w:r>
     </w:p>
     <w:p>
@@ -1776,7 +1763,7 @@
           <w:bCs/>
           <w:b/>
         </w:rPr>
-        <w:t xml:space="preserve">“Because the balance between these two pathways is set by how much of the surface is ice covered, it also governs the response to internal atmospheric variability. The Southern Annular Mode modulates transformation by 3-8 Sv between its positive and negative phases in every climate state, working through heat loss when the ocean is open and through brine rejection when it is ice covered.”</w:t>
+        <w:t xml:space="preserve">“The balance between these two pathways is set by sea ice extent, which is modulated by internal atmospheric variability. Further analysis suggests that the Southern Annular Mode modulates transformation by 3-8 Sv between its positive and negative phases in every climate state, working through heat loss when the ocean is open and through brine rejection when it is ice covered.”</w:t>
       </w:r>
     </w:p>
     <w:p>

--- a/nc_paper/SUBMISSION/05_response_letter_R1.docx
+++ b/nc_paper/SUBMISSION/05_response_letter_R1.docx
@@ -587,7 +587,6 @@
         <w:tblStyle w:val="Table"/>
         <w:tblW w:type="auto" w:w="0"/>
         <w:tblLook w:firstRow="0" w:lastRow="0" w:firstColumn="0" w:lastColumn="0" w:noHBand="0" w:noVBand="0" w:val="0000"/>
-        <w:jc w:val="start"/>
       </w:tblPr>
       <w:tblGrid>
         <w:gridCol w:w="990"/>
@@ -1388,7 +1387,20 @@
           <w:bCs/>
           <w:b/>
         </w:rPr>
-        <w:t xml:space="preserve">Mixed layer depth. This is the clearest bias and the one most relevant to our mechanism. The model produces its pre-industrial deep mixed layers in the interior of the Weddell gyre near 68 deg S rather than over the continental shelf, so the convection is of the open-ocean type. The published evaluation of this model configuration does not itself examine Southern Ocean mixed layer depth, so this is our own diagnosis from our own output, and we state it as such.</w:t>
+        <w:t xml:space="preserve">Mixed layer depth. This is the clearest bias and the one most relevant to our mechanism. The model produces its pre-industrial deep mixed layers in the interior of the Weddell gyre near 68 deg S rather than over the continental shelf, so the convection is of the open-ocean type. The published evaluation of this model configuration does not itself examine Southern Ocean mixed layer depth, so this is our own diagnosis from our own output, and we state it as such. We therefore compare the simulated field directly against the ORAS5 ocean reanalysis, which does carry a mixed layer diagnostic for this region.</w:t>
+      </w:r>
+    </w:p>
+    <w:p>
+      <w:pPr>
+        <w:pStyle w:val="BodyText"/>
+      </w:pPr>
+      <w:r>
+        <w:rPr>
+          <w:color w:val="0000CC"/>
+          <w:bCs/>
+          <w:b/>
+        </w:rPr>
+        <w:t xml:space="preserve">The broad pattern is reproduced. Both the model and the reanalysis keep shallow mixed layers over most of the open Southern Ocean, deepen towards the Antarctic margin, and place the deepest water of the sector in the Atlantic sector. Where they part company is the Weddell gyre interior: the model opens a patch deeper than 400 m that the reanalysis does not have at all, and its Weddell sector mean is 128 m against 71 m. This is the open-ocean convection described above, and the comparison localises it rather than leaving it as an assertion.</w:t>
       </w:r>
     </w:p>
     <w:p>
@@ -1398,14 +1410,14 @@
       <w:r>
         <w:drawing>
           <wp:inline>
-            <wp:extent cx="5334000" cy="1676399"/>
+            <wp:extent cx="5334000" cy="2896913"/>
             <wp:effectExtent b="0" l="0" r="0" t="0"/>
             <wp:docPr descr="" title="" id="25" name="Picture"/>
             <a:graphic>
               <a:graphicData uri="http://schemas.openxmlformats.org/drawingml/2006/picture">
                 <pic:pic>
                   <pic:nvPicPr>
-                    <pic:cNvPr descr="/work/ba1066/a270064/cc_projects/aabw_5exps/nc_paper/SUBMISSION/letter_figs/figR15_mld_maps_5exps.png" id="26" name="Picture"/>
+                    <pic:cNvPr descr="/work/ba1066/a270064/cc_projects/aabw_5exps/nc_paper/SUBMISSION/letter_figs/figR17_mld_pi_vs_obs.png" id="26" name="Picture"/>
                     <pic:cNvPicPr>
                       <a:picLocks noChangeArrowheads="1" noChangeAspect="1"/>
                     </pic:cNvPicPr>
@@ -1419,7 +1431,7 @@
                   <pic:spPr bwMode="auto">
                     <a:xfrm>
                       <a:off x="0" y="0"/>
-                      <a:ext cx="5334000" cy="1676399"/>
+                      <a:ext cx="5334000" cy="2896913"/>
                     </a:xfrm>
                     <a:prstGeom prst="rect">
                       <a:avLst/>
@@ -1463,7 +1475,29 @@
           <w:iCs/>
           <w:i/>
         </w:rPr>
-        <w:t xml:space="preserve">Winter mixed layer depth south of 60°S for the five states. The interglacial panels (a-c) use a 0-800 m scale with the 400 m contour in orange; the glacial panels (d-e) use a 0-300 m scale with the 200 m contour, because the glacial mixed layer never approaches 400 m and the shared scale would leave those panels featureless. The pre-industrial deep mixed layers sit in the interior of the Weddell gyre rather than over the shelf, which is the bias this comment asks about, and the same pattern holds in MH and LIG. In the glacial states only narrow coastal cells remain, in the Weddell, Prydz Bay and Ross sectors.</w:t>
+        <w:t xml:space="preserve">Winter mixed layer depth south of 60°S. (a) The pre-industrial simulation. (b) The ORAS5 ocean reanalysis, JJA climatology over 1990-2009. The large-scale pattern agrees: both are shallow over most of the open Southern Ocean, both deepen towards the Antarctic margin, and both show the deepest water of the sector in the Atlantic sector. The difference is where it matters for this study. The model places a large patch deeper than 400 m in the interior of the Weddell gyre, covering 1.9 per cent of the area south of 60°S against 0.0 per cent in the reanalysis, and its Weddell sector mean is 128 m against 71 m. Area-weighted over the whole sector the model gives 100 m against 78 m, so the bias is concentrated in the convecting patch rather than spread evenly. We note that the two use different mixed layer definitions, a 0.01 kg m</w:t>
+      </w:r>
+      <w:r>
+        <w:rPr>
+          <w:vertAlign w:val="superscript"/>
+          <w:iCs/>
+          <w:i/>
+        </w:rPr>
+        <w:t xml:space="preserve">-3</w:t>
+      </w:r>
+      <w:r>
+        <w:rPr>
+          <w:iCs/>
+          <w:i/>
+        </w:rPr>
+        <w:t xml:space="preserve"> </w:t>
+      </w:r>
+      <w:r>
+        <w:rPr>
+          <w:iCs/>
+          <w:i/>
+        </w:rPr>
+        <w:t xml:space="preserve">density threshold in ORAS5 and a bulk Richardson number criterion in the model, so the point-by-point difference is not purely model error.</w:t>
       </w:r>
     </w:p>
     <w:p>
@@ -1569,7 +1603,7 @@
       <w:r>
         <w:drawing>
           <wp:inline>
-            <wp:extent cx="5334000" cy="3735041"/>
+            <wp:extent cx="5334000" cy="3863183"/>
             <wp:effectExtent b="0" l="0" r="0" t="0"/>
             <wp:docPr descr="" title="" id="28" name="Picture"/>
             <a:graphic>
@@ -1590,7 +1624,7 @@
                   <pic:spPr bwMode="auto">
                     <a:xfrm>
                       <a:off x="0" y="0"/>
-                      <a:ext cx="5334000" cy="3735041"/>
+                      <a:ext cx="5334000" cy="3863183"/>
                     </a:xfrm>
                     <a:prstGeom prst="rect">
                       <a:avLst/>
@@ -1634,7 +1668,7 @@
           <w:iCs/>
           <w:i/>
         </w:rPr>
-        <w:t xml:space="preserve">The ventilation age figure as an example of the labelling now applied throughout. Every panel carries labelled latitude circles and labelled meridians, and the climate state is named above each panel. The mixed layer, wind stress and composite figures have been treated the same way; please refer to the revised manuscript and supplement for the complete set.</w:t>
+        <w:t xml:space="preserve">The ventilation age figure as an example of the labelling now applied throughout. Meridians are labelled upright inside the map boundary and latitude circles are labelled along the 180° meridian, at 60°S, 70°S and 80°S. Placing both inside avoids the labels of neighbouring panels running into one another, which happened when they were set outside the circular boundary, and it leaves more room for the maps themselves. The mixed layer, wind stress and composite figures have been treated the same way; please refer to the revised manuscript and supplement for the complete set.</w:t>
       </w:r>
     </w:p>
     <w:bookmarkEnd w:id="30"/>
@@ -4159,10 +4193,7 @@
   <w:style w:type="character" w:customStyle="1" w:styleId="ImportTok">
     <w:name w:val="ImportTok"/>
     <w:basedOn w:val="VerbatimChar"/>
-    <w:rPr>
-      <w:color w:val="008000"/>
-      <w:b/>
-    </w:rPr>
+    <w:rPr/>
   </w:style>
   <w:style w:type="character" w:customStyle="1" w:styleId="CommentTok">
     <w:name w:val="CommentTok"/>
@@ -4237,9 +4268,7 @@
   <w:style w:type="character" w:customStyle="1" w:styleId="BuiltInTok">
     <w:name w:val="BuiltInTok"/>
     <w:basedOn w:val="VerbatimChar"/>
-    <w:rPr>
-      <w:color w:val="008000"/>
-    </w:rPr>
+    <w:rPr/>
   </w:style>
   <w:style w:type="character" w:customStyle="1" w:styleId="ExtensionTok">
     <w:name w:val="ExtensionTok"/>
